--- a/data/outputs/v2/Grade11/Biology/Lesson_Plans/SS1.2_Ecology/Biology_Ecology_FinalExplanation_TeacherKey.docx
+++ b/data/outputs/v2/Grade11/Biology/Lesson_Plans/SS1.2_Ecology/Biology_Ecology_FinalExplanation_TeacherKey.docx
@@ -2092,7 +2092,7 @@
         </w:rPr>
         <w:t xml:space="preserve">© 2026 SeaVuria and ARES. This work is licensed under a </w:t>
       </w:r>
-      <w:hyperlink w:history="1" r:id="rIdn6ks74pfvzj6ilatysxgz">
+      <w:hyperlink w:history="1" r:id="rIdwcvgny50_nmvx6t3rm0qd">
         <w:r>
           <w:rPr>
             <w:rFonts w:ascii="Arial" w:cs="Arial" w:eastAsia="Arial" w:hAnsi="Arial"/>
@@ -2112,7 +2112,7 @@
         </w:rPr>
         <w:t xml:space="preserve"> (</w:t>
       </w:r>
-      <w:hyperlink w:history="1" r:id="rId7o1jx0yetqhfokshrhekn">
+      <w:hyperlink w:history="1" r:id="rId3wut3hb4tvedz8btvl4mn">
         <w:r>
           <w:rPr>
             <w:rFonts w:ascii="Arial" w:cs="Arial" w:eastAsia="Arial" w:hAnsi="Arial"/>
@@ -2132,7 +2132,7 @@
         </w:rPr>
         <w:t xml:space="preserve">). To view a copy of this license, visit </w:t>
       </w:r>
-      <w:hyperlink w:history="1" r:id="rIdnmd6xcfcenazxnattzvn0">
+      <w:hyperlink w:history="1" r:id="rIdz0umvzqq7teuurjl7opkz">
         <w:r>
           <w:rPr>
             <w:rFonts w:ascii="Arial" w:cs="Arial" w:eastAsia="Arial" w:hAnsi="Arial"/>

--- a/data/outputs/v2/Grade11/Biology/Lesson_Plans/SS1.2_Ecology/Biology_Ecology_FinalExplanation_TeacherKey.docx
+++ b/data/outputs/v2/Grade11/Biology/Lesson_Plans/SS1.2_Ecology/Biology_Ecology_FinalExplanation_TeacherKey.docx
@@ -2092,7 +2092,7 @@
         </w:rPr>
         <w:t xml:space="preserve">© 2026 SeaVuria and ARES. This work is licensed under a </w:t>
       </w:r>
-      <w:hyperlink w:history="1" r:id="rIdwcvgny50_nmvx6t3rm0qd">
+      <w:hyperlink w:history="1" r:id="rIdqbuicpxowxljrhk1hlmeb">
         <w:r>
           <w:rPr>
             <w:rFonts w:ascii="Arial" w:cs="Arial" w:eastAsia="Arial" w:hAnsi="Arial"/>
@@ -2112,7 +2112,7 @@
         </w:rPr>
         <w:t xml:space="preserve"> (</w:t>
       </w:r>
-      <w:hyperlink w:history="1" r:id="rId3wut3hb4tvedz8btvl4mn">
+      <w:hyperlink w:history="1" r:id="rIdf3aud4u6ummul62jhfj-h">
         <w:r>
           <w:rPr>
             <w:rFonts w:ascii="Arial" w:cs="Arial" w:eastAsia="Arial" w:hAnsi="Arial"/>
@@ -2132,7 +2132,7 @@
         </w:rPr>
         <w:t xml:space="preserve">). To view a copy of this license, visit </w:t>
       </w:r>
-      <w:hyperlink w:history="1" r:id="rIdz0umvzqq7teuurjl7opkz">
+      <w:hyperlink w:history="1" r:id="rIdbz1y4_-d4dp6jpuhlc7rv">
         <w:r>
           <w:rPr>
             <w:rFonts w:ascii="Arial" w:cs="Arial" w:eastAsia="Arial" w:hAnsi="Arial"/>

--- a/data/outputs/v2/Grade11/Biology/Lesson_Plans/SS1.2_Ecology/Biology_Ecology_FinalExplanation_TeacherKey.docx
+++ b/data/outputs/v2/Grade11/Biology/Lesson_Plans/SS1.2_Ecology/Biology_Ecology_FinalExplanation_TeacherKey.docx
@@ -2092,7 +2092,7 @@
         </w:rPr>
         <w:t xml:space="preserve">© 2026 SeaVuria and ARES. This work is licensed under a </w:t>
       </w:r>
-      <w:hyperlink w:history="1" r:id="rIdqbuicpxowxljrhk1hlmeb">
+      <w:hyperlink w:history="1" r:id="rIdbygrjik0pwk9qkln1vndl">
         <w:r>
           <w:rPr>
             <w:rFonts w:ascii="Arial" w:cs="Arial" w:eastAsia="Arial" w:hAnsi="Arial"/>
@@ -2112,7 +2112,7 @@
         </w:rPr>
         <w:t xml:space="preserve"> (</w:t>
       </w:r>
-      <w:hyperlink w:history="1" r:id="rIdf3aud4u6ummul62jhfj-h">
+      <w:hyperlink w:history="1" r:id="rIdvrpdtm6uhet3pjgs3_yaq">
         <w:r>
           <w:rPr>
             <w:rFonts w:ascii="Arial" w:cs="Arial" w:eastAsia="Arial" w:hAnsi="Arial"/>
@@ -2132,7 +2132,7 @@
         </w:rPr>
         <w:t xml:space="preserve">). To view a copy of this license, visit </w:t>
       </w:r>
-      <w:hyperlink w:history="1" r:id="rIdbz1y4_-d4dp6jpuhlc7rv">
+      <w:hyperlink w:history="1" r:id="rIdzwy6dgg3ogbfxtmw1_-bk">
         <w:r>
           <w:rPr>
             <w:rFonts w:ascii="Arial" w:cs="Arial" w:eastAsia="Arial" w:hAnsi="Arial"/>

--- a/data/outputs/v2/Grade11/Biology/Lesson_Plans/SS1.2_Ecology/Biology_Ecology_FinalExplanation_TeacherKey.docx
+++ b/data/outputs/v2/Grade11/Biology/Lesson_Plans/SS1.2_Ecology/Biology_Ecology_FinalExplanation_TeacherKey.docx
@@ -2092,7 +2092,7 @@
         </w:rPr>
         <w:t xml:space="preserve">© 2026 SeaVuria and ARES. This work is licensed under a </w:t>
       </w:r>
-      <w:hyperlink w:history="1" r:id="rIdbygrjik0pwk9qkln1vndl">
+      <w:hyperlink w:history="1" r:id="rIdaq76rjlr6o3vz62wvut7r">
         <w:r>
           <w:rPr>
             <w:rFonts w:ascii="Arial" w:cs="Arial" w:eastAsia="Arial" w:hAnsi="Arial"/>
@@ -2112,7 +2112,7 @@
         </w:rPr>
         <w:t xml:space="preserve"> (</w:t>
       </w:r>
-      <w:hyperlink w:history="1" r:id="rIdvrpdtm6uhet3pjgs3_yaq">
+      <w:hyperlink w:history="1" r:id="rIdxjxzrkdesspiu-l3cbcby">
         <w:r>
           <w:rPr>
             <w:rFonts w:ascii="Arial" w:cs="Arial" w:eastAsia="Arial" w:hAnsi="Arial"/>
@@ -2132,7 +2132,7 @@
         </w:rPr>
         <w:t xml:space="preserve">). To view a copy of this license, visit </w:t>
       </w:r>
-      <w:hyperlink w:history="1" r:id="rIdzwy6dgg3ogbfxtmw1_-bk">
+      <w:hyperlink w:history="1" r:id="rIdloscyj5s6xarauljz-ad3">
         <w:r>
           <w:rPr>
             <w:rFonts w:ascii="Arial" w:cs="Arial" w:eastAsia="Arial" w:hAnsi="Arial"/>

--- a/data/outputs/v2/Grade11/Biology/Lesson_Plans/SS1.2_Ecology/Biology_Ecology_FinalExplanation_TeacherKey.docx
+++ b/data/outputs/v2/Grade11/Biology/Lesson_Plans/SS1.2_Ecology/Biology_Ecology_FinalExplanation_TeacherKey.docx
@@ -95,7 +95,7 @@
                 <w:sz w:val="22"/>
                 <w:szCs w:val="22"/>
               </w:rPr>
-              <w:t xml:space="preserve">FINAL EXPLANATION: BIOLOGY GRADE 11: 1.2 ECOLOGY – FINAL EXPLANATION</w:t>
+              <w:t xml:space="preserve">FINAL EXPLANATION: BIOLOGY GRADE 11 – ECOLOGY (1.2): FINAL EXPLANATION</w:t>
             </w:r>
           </w:p>
         </w:tc>
@@ -224,7 +224,7 @@
                 <w:sz w:val="18"/>
                 <w:szCs w:val="18"/>
               </w:rPr>
-              <w:t xml:space="preserve">Driving question: Why are fish disappearing from a water body that once supported many fish, and what can the community do to restore the ecosystem? In the Kenyan river video (2:20 to 4:50), a river that once had many fish now yields far fewer, while algae and aquatic weeds grow thickly and the water sometimes smells unpleasant. Use what you learned in Lessons 1 to 9, your notes, your presentations, your nitrogen and carbon cycle drawings and your pollution summary to answer each question below. Write in full sentences in the space under each prompt. Use correct ecology terms (for example ecosystem, habitat, population, density, biotic factor, abiotic factor, carrying capacity) and give evidence from our investigations. Where a question asks for a calculation, show your working.</w:t>
+              <w:t xml:space="preserve">Driving Question: Why are fish disappearing from a water body that once supported many fish, and what can the community do to restore the ecosystem? You have watched the Kenyan river video (2:20 to 4:50), investigated habitats, adaptations, populations, sampling methods, limiting factors, nutrient cycles and pollution. Now write your own Final Explanation. Answer each section in the space under the prompt, using evidence from your lessons, your presentations, your reading summary, your cycle drawings and your pollution summary. Use correct ecological terms and Kenyan examples. Write in full sentences. Where asked, you may add a labelled sketch or a simple calculation.</w:t>
             </w:r>
           </w:p>
         </w:tc>
@@ -285,7 +285,7 @@
                 <w:sz w:val="22"/>
                 <w:szCs w:val="22"/>
               </w:rPr>
-              <w:t xml:space="preserve">Part 1: The river as an ecosystem and who thrives in it</w:t>
+              <w:t xml:space="preserve">Section 1: The River as an Ecosystem</w:t>
             </w:r>
           </w:p>
         </w:tc>
@@ -319,26 +319,7 @@
                 <w:sz w:val="18"/>
                 <w:szCs w:val="18"/>
               </w:rPr>
-              <w:t xml:space="preserve">1. In Lesson 1 some learners said the fish were disappearing because they are old or have no food. Use the ecological terms you learned (ecosystem, habitat, community, biotic factors, abiotic factors) to describe the river. Then explain why 'the fish are old' or 'they have no food' cannot alone explain what you see in the video.</w:t>
-            </w:r>
-          </w:p>
-          <w:p>
-            <w:pPr>
-              <w:spacing w:after="40" w:before="0"/>
-              <w:jc w:val="left"/>
-            </w:pPr>
-            <w:r>
-              <w:rPr>
-                <w:rFonts w:ascii="Arial" w:cs="Arial" w:eastAsia="Arial" w:hAnsi="Arial"/>
-                <w:b/>
-                <w:bCs/>
-                <w:i w:val="false"/>
-                <w:iCs w:val="false"/>
-                <w:color w:val="000000"/>
-                <w:sz w:val="18"/>
-                <w:szCs w:val="18"/>
-              </w:rPr>
-              <w:t xml:space="preserve">2. Think about the adaptations you studied in Lesson 2 (for example water hyacinth and tilapia). Explain why the conditions in the river can favour algae and aquatic weeds while harming fish.</w:t>
+              <w:t xml:space="preserve">At the start, people thought the fish were old or had no food. (a) Using what you learned in Lesson 1, explain why these ideas are not enough to explain what is happening in the river. (b) Use at least four ecological terms (for example habitat, population, community, niche, biotic factor, abiotic factor) to describe the river. (c) Explain what the phrase 'the river is still full of life' tells you about how organisms interact with their environment.</w:t>
             </w:r>
           </w:p>
         </w:tc>
@@ -370,26 +351,7 @@
                 <w:sz w:val="18"/>
                 <w:szCs w:val="18"/>
               </w:rPr>
-              <w:t xml:space="preserve">1. The river is an ecosystem: a community of living things (fish, algae, aquatic weeds, bacteria) interacting with each other and with non-living (abiotic) factors such as water, light, oxygen and nutrients. The river is the habitat of these populations. The biotic factors are the living organisms and the abiotic factors are the non-living conditions. If the fish were just old or lacked food, we would not expect algae and weeds to boom or the water to smell, and the river is still full of life. So those ideas are incomplete. The changes must come from interactions between organisms, the environment and human activity, where a change in one part affects others.</w:t>
-            </w:r>
-          </w:p>
-          <w:p>
-            <w:pPr>
-              <w:spacing w:after="40" w:before="0"/>
-              <w:jc w:val="left"/>
-            </w:pPr>
-            <w:r>
-              <w:rPr>
-                <w:rFonts w:ascii="Arial" w:cs="Arial" w:eastAsia="Arial" w:hAnsi="Arial"/>
-                <w:b w:val="false"/>
-                <w:bCs w:val="false"/>
-                <w:i w:val="false"/>
-                <w:iCs w:val="false"/>
-                <w:color w:val="000000"/>
-                <w:sz w:val="18"/>
-                <w:szCs w:val="18"/>
-              </w:rPr>
-              <w:t xml:space="preserve">2. Aquatic weeds such as water hyacinth are hydrophytes, adapted to living in water with air spaces and wide floating leaves, and they grow thickly when river conditions such as extra nutrients and warm water favour them. Algae also grow quickly under these conditions. Fish such as tilapia have gills and need enough dissolved oxygen in the water. When conditions change, some organisms benefit (algae and weeds) and others are harmed (fish) because each is adapted to a particular range of conditions.</w:t>
+              <w:t xml:space="preserve">(a) If fish were only old or short of food, we would not expect algae and aquatic weeds to boom or the water to smell. These ideas explain only part of the evidence, so something else in the environment must be changing. (b) The river is an ecosystem: a community of living organisms interacting with each other and with non-living factors. Its habitat is the water and banks where organisms live. All the tilapia (fish of one species) in the river form a population; the fish, algae, weeds and bacteria together form the community. Each species has a niche, its role in the river. Biotic factors include fish, algae, weeds and decomposers; abiotic factors include water, light, temperature and dissolved oxygen. (c) The river still has plenty of living things, but not the same ones as before. Organisms depend on the environment and on each other, so a change in one part, including change caused by human activity, can help some organisms (algae, weeds) while harming others (fish).</w:t>
             </w:r>
           </w:p>
         </w:tc>
@@ -450,7 +412,7 @@
                 <w:sz w:val="22"/>
                 <w:szCs w:val="22"/>
               </w:rPr>
-              <w:t xml:space="preserve">Part 2: Measuring populations</w:t>
+              <w:t xml:space="preserve">Section 2: Adaptations and Habitats</w:t>
             </w:r>
           </w:p>
         </w:tc>
@@ -484,45 +446,7 @@
                 <w:sz w:val="18"/>
                 <w:szCs w:val="18"/>
               </w:rPr>
-              <w:t xml:space="preserve">3. Define population and population density. In Lesson 3 you counted organisms in two 10 m x 10 m areas of the school compound. Explain why direct counting worked there but would be hard for the fish in the river.</w:t>
-            </w:r>
-          </w:p>
-          <w:p>
-            <w:pPr>
-              <w:spacing w:after="40" w:before="0"/>
-              <w:jc w:val="left"/>
-            </w:pPr>
-            <w:r>
-              <w:rPr>
-                <w:rFonts w:ascii="Arial" w:cs="Arial" w:eastAsia="Arial" w:hAnsi="Arial"/>
-                <w:b/>
-                <w:bCs/>
-                <w:i w:val="false"/>
-                <w:iCs w:val="false"/>
-                <w:color w:val="000000"/>
-                <w:sz w:val="18"/>
-                <w:szCs w:val="18"/>
-              </w:rPr>
-              <w:t xml:space="preserve">4. In Lessons 4 and 5 you used quadrats and a belt transect. Describe what you found about how plants are spread in the school field and across the compound, and explain what caused the differences.</w:t>
-            </w:r>
-          </w:p>
-          <w:p>
-            <w:pPr>
-              <w:spacing w:after="40" w:before="0"/>
-              <w:jc w:val="left"/>
-            </w:pPr>
-            <w:r>
-              <w:rPr>
-                <w:rFonts w:ascii="Arial" w:cs="Arial" w:eastAsia="Arial" w:hAnsi="Arial"/>
-                <w:b/>
-                <w:bCs/>
-                <w:i w:val="false"/>
-                <w:iCs w:val="false"/>
-                <w:color w:val="000000"/>
-                <w:sz w:val="18"/>
-                <w:szCs w:val="18"/>
-              </w:rPr>
-              <w:t xml:space="preserve">5. In Lesson 6 you marked 20 counters out of 100, then took a second sample of 20 and found 5 marked. Calculate the estimated population size and compare it with the true value. State two assumptions the method makes and explain how it could help the community find out whether fish numbers are falling.</w:t>
+              <w:t xml:space="preserve">(a) Choose two organisms from different habitat groups that you studied (for example Euphorbia, maize, water hyacinth, mangroves, camel, tilapia). For each, name its habitat group and describe one adaptation and how it helps the organism survive. (b) Water hyacinth and algae both grow thickly in the river. Explain which of them is a hydrophyte and which is not. (c) Explain why conditions in the river can favour weeds and algae but harm fish. Link your answer to the adaptations of fish.</w:t>
             </w:r>
           </w:p>
         </w:tc>
@@ -554,45 +478,7 @@
                 <w:sz w:val="18"/>
                 <w:szCs w:val="18"/>
               </w:rPr>
-              <w:t xml:space="preserve">3. A population is all the individuals of one species living in an area. Population density is the number of individuals per unit area (number divided by area). Direct counting works in the school compound because the organisms (such as grass tufts or weeds) are small in number, stay in one place and are easy to see and count in a marked area. Fish are hidden under water, move around and are too many to count one by one, so direct counting would be difficult and other methods are needed.</w:t>
-            </w:r>
-          </w:p>
-          <w:p>
-            <w:pPr>
-              <w:spacing w:after="40" w:before="0"/>
-              <w:jc w:val="left"/>
-            </w:pPr>
-            <w:r>
-              <w:rPr>
-                <w:rFonts w:ascii="Arial" w:cs="Arial" w:eastAsia="Arial" w:hAnsi="Arial"/>
-                <w:b w:val="false"/>
-                <w:bCs w:val="false"/>
-                <w:i w:val="false"/>
-                <w:iCs w:val="false"/>
-                <w:color w:val="000000"/>
-                <w:sz w:val="18"/>
-                <w:szCs w:val="18"/>
-              </w:rPr>
-              <w:t xml:space="preserve">4. Plants are not spread evenly. Using 1 m x 1 m quadrats placed randomly, we counted very different numbers in sunny, shaded, damp and trampled spots. The belt transect across the open field, shaded area, pathway and garden showed that plant abundance changed from zone to zone as conditions changed. The differences were caused by abiotic factors (light, water, soil nutrients) and biotic or human factors (competition, grazing, trampling, gardening). Quadrat sampling lets us estimate the population without counting every plant.</w:t>
-            </w:r>
-          </w:p>
-          <w:p>
-            <w:pPr>
-              <w:spacing w:after="40" w:before="0"/>
-              <w:jc w:val="left"/>
-            </w:pPr>
-            <w:r>
-              <w:rPr>
-                <w:rFonts w:ascii="Arial" w:cs="Arial" w:eastAsia="Arial" w:hAnsi="Arial"/>
-                <w:b w:val="false"/>
-                <w:bCs w:val="false"/>
-                <w:i w:val="false"/>
-                <w:iCs w:val="false"/>
-                <w:color w:val="000000"/>
-                <w:sz w:val="18"/>
-                <w:szCs w:val="18"/>
-              </w:rPr>
-              <w:t xml:space="preserve">5. Estimated population = (number initially marked x number in the second sample) / number recaptured = (20 x 20) / 5 = 400 / 5 = 80. The true value was 100, so the estimate was close but a little lower. Assumptions: the marked and unmarked individuals mixed thoroughly; there were no births, deaths or migration during the study; marks were not lost. Repeating the trials and pooling class data gives a more reliable estimate. The community could use capture-recapture at different times and compare the estimates to see whether the fish population is falling, though the method shows how many fish there are, not why they are decreasing.</w:t>
+              <w:t xml:space="preserve">(a) Euphorbia is a xerophyte: it has a thick waxy cuticle and spines (reduced leaves), which reduce water loss in dry places. Tilapia is an aquatic animal: it has gills that take dissolved oxygen from the water, so it can breathe underwater. (Other correct pairs are accepted, e.g. camel with water-conserving kidneys, mangroves with salt glands, water hyacinth with air spaces for floating.) (b) Water hyacinth and other aquatic weeds are hydrophytes, plants adapted to living in water, with air spaces that help them float. Algae are protoctists, not hydrophyte plants. (c) Warm water and extra nutrients favour the growth of algae and aquatic weeds. Fish use gills to get dissolved oxygen, so they need enough oxygen in the water. If the environment changes so that oxygen is low, fish are harmed even though algae and weeds do well. Each organism is adapted to certain conditions, so a change in the environment helps some and harms others.</w:t>
             </w:r>
           </w:p>
         </w:tc>
@@ -653,7 +539,7 @@
                 <w:sz w:val="22"/>
                 <w:szCs w:val="22"/>
               </w:rPr>
-              <w:t xml:space="preserve">Part 3: Factors that limit populations</w:t>
+              <w:t xml:space="preserve">Section 3: Measuring Populations</w:t>
             </w:r>
           </w:p>
         </w:tc>
@@ -687,26 +573,7 @@
                 <w:sz w:val="18"/>
                 <w:szCs w:val="18"/>
               </w:rPr>
-              <w:t xml:space="preserve">6. Use your summary of the readings and the PhET simulation from Lesson 7. Explain what biotic and abiotic limiting factors are and what carrying capacity means. Give examples of each type of factor that could affect the river fish.</w:t>
-            </w:r>
-          </w:p>
-          <w:p>
-            <w:pPr>
-              <w:spacing w:after="40" w:before="0"/>
-              <w:jc w:val="left"/>
-            </w:pPr>
-            <w:r>
-              <w:rPr>
-                <w:rFonts w:ascii="Arial" w:cs="Arial" w:eastAsia="Arial" w:hAnsi="Arial"/>
-                <w:b/>
-                <w:bCs/>
-                <w:i w:val="false"/>
-                <w:iCs w:val="false"/>
-                <w:color w:val="000000"/>
-                <w:sz w:val="18"/>
-                <w:szCs w:val="18"/>
-              </w:rPr>
-              <w:t xml:space="preserve">7. In the discussion diamond you ranked nine factors. Choose the factor you ranked highest and explain, using evidence, how well it explains the fish decline. Explain why one factor alone is probably not enough.</w:t>
+              <w:t xml:space="preserve">(a) Define population and population density. (b) In the school compound your group counted every individual in a 10 m x 10 m area. Explain when direct counting is suitable and why it would be difficult in the river. (c) Describe how quadrat sampling (1 m x 1 m quadrats placed randomly) and a belt transect helped you find out whether plants are spread evenly. State what you found and what caused the differences. (d) In a capture-recapture simulation, 20 counters were marked and returned to the container. A second sample of 20 contained 5 marked counters. Calculate the estimated population and compare it with the true value of 100. State two assumptions of the method and say how the method could help the community know if fish numbers are falling.</w:t>
             </w:r>
           </w:p>
         </w:tc>
@@ -738,26 +605,7 @@
                 <w:sz w:val="18"/>
                 <w:szCs w:val="18"/>
               </w:rPr>
-              <w:t xml:space="preserve">6. Limiting factors are conditions that control how big a population can grow. Biotic factors are living ones such as predation, competition, disease and food. Abiotic factors are non-living ones such as temperature, oxygen, light, nutrients and water level. Carrying capacity is the maximum population size the environment can support; populations stop growing when they reach it. For the river fish, biotic examples are predators, competition for food and disease; abiotic examples are low dissolved oxygen, warm water, reduced light and extra nutrients. In the PhET simulation, adding predators made the prey population fall and then rise and fall again, and reducing food made the population decline.</w:t>
-            </w:r>
-          </w:p>
-          <w:p>
-            <w:pPr>
-              <w:spacing w:after="40" w:before="0"/>
-              <w:jc w:val="left"/>
-            </w:pPr>
-            <w:r>
-              <w:rPr>
-                <w:rFonts w:ascii="Arial" w:cs="Arial" w:eastAsia="Arial" w:hAnsi="Arial"/>
-                <w:b w:val="false"/>
-                <w:bCs w:val="false"/>
-                <w:i w:val="false"/>
-                <w:iCs w:val="false"/>
-                <w:color w:val="000000"/>
-                <w:sz w:val="18"/>
-                <w:szCs w:val="18"/>
-              </w:rPr>
-              <w:t xml:space="preserve">7. A good answer names one factor (for example low dissolved oxygen caused by nutrient pollution, or overfishing) and gives evidence: the video shows fish decreasing while algae, weeds and smell increase, which points to nutrients and oxygen change; the simulation showed that reduced food or more predators lowers numbers. One factor alone is probably not enough because factors interact: overfishing, predators and competition act together with extra nutrients that cause algae and weeds to grow, which reduces light and dissolved oxygen.</w:t>
+              <w:t xml:space="preserve">(a) A population is all the individuals of one species living in an area. Population density is the number of individuals per unit area (number / area). (b) Direct counting is suitable when the population is small and the individuals are easy to see, identify and count, such as grass tufts or weeds in a marked area. Fish are hidden under water, move around and cannot be counted one by one, so direct counting is not possible in the river. (c) Quadrats placed randomly let us count plants in small areas, find the mean number per quadrat, calculate density and estimate the total population without counting every plant. A belt transect, with two parallel lines and quadrats at regular intervals, let us record plant numbers across the open field, shade, pathway and garden. Plants were not spread evenly: numbers differed between sunny, shaded, damp, trampled and compacted spots, because light, water, soil and trampling affect how many plants can live in a place. (d) Estimate = (20 x 20) / 5 = 80. The true value is 100, so the estimate is close but a little low; more trials and pooled class data give a more reliable estimate. Assumptions: the marked and unmarked individuals are thoroughly mixed; there are no births, deaths or migration between samples; marks are not lost. Repeating the method over time would show whether the estimated number of fish is falling, although it does not tell us why.</w:t>
             </w:r>
           </w:p>
         </w:tc>
@@ -818,7 +666,7 @@
                 <w:sz w:val="22"/>
                 <w:szCs w:val="22"/>
               </w:rPr>
-              <w:t xml:space="preserve">Part 4: How nutrients move and what pollution does</w:t>
+              <w:t xml:space="preserve">Section 4: Why Are the Fish Disappearing?</w:t>
             </w:r>
           </w:p>
         </w:tc>
@@ -852,45 +700,7 @@
                 <w:sz w:val="18"/>
                 <w:szCs w:val="18"/>
               </w:rPr>
-              <w:t xml:space="preserve">8. Draw and label a diagram of the nitrogen cycle and the carbon cycle, as you did in Lesson 8, and add a pathway showing how excess nutrients enter the river. Name at least three processes in your diagram.</w:t>
-            </w:r>
-          </w:p>
-          <w:p>
-            <w:pPr>
-              <w:spacing w:after="40" w:before="0"/>
-              <w:jc w:val="left"/>
-            </w:pPr>
-            <w:r>
-              <w:rPr>
-                <w:rFonts w:ascii="Arial" w:cs="Arial" w:eastAsia="Arial" w:hAnsi="Arial"/>
-                <w:b/>
-                <w:bCs/>
-                <w:i w:val="false"/>
-                <w:iCs w:val="false"/>
-                <w:color w:val="000000"/>
-                <w:sz w:val="18"/>
-                <w:szCs w:val="18"/>
-              </w:rPr>
-              <w:t xml:space="preserve">9. Using your pollution summary from Lesson 9, write a cause-and-effect explanation (a chain of steps) of how effluent, garbage and fertiliser runoff lead to fewer fish, thick algae and weeds, and a bad smell in the river.</w:t>
-            </w:r>
-          </w:p>
-          <w:p>
-            <w:pPr>
-              <w:spacing w:after="40" w:before="0"/>
-              <w:jc w:val="left"/>
-            </w:pPr>
-            <w:r>
-              <w:rPr>
-                <w:rFonts w:ascii="Arial" w:cs="Arial" w:eastAsia="Arial" w:hAnsi="Arial"/>
-                <w:b/>
-                <w:bCs/>
-                <w:i w:val="false"/>
-                <w:iCs w:val="false"/>
-                <w:color w:val="000000"/>
-                <w:sz w:val="18"/>
-                <w:szCs w:val="18"/>
-              </w:rPr>
-              <w:t xml:space="preserve">10. Name two types of pollution you recorded at the shopping centre. For each, say how it could end up in a river or affect the environment. Then explain which of the pollution types you recorded or researched contribute to global warming and climate change, and why.</w:t>
+              <w:t xml:space="preserve">Use your reading summary on limiting factors, your nitrogen and carbon cycle drawings, and your pollution summary. (a) Name two biotic and two abiotic factors that can limit a population, and explain what carrying capacity means. (b) Describe how nitrogen and nutrients from a place such as a maize shamba, a dairy farm near Kericho or sewage can reach the river. (c) Write a step-by-step explanation, in order, of how this leads to the booming of algae and weeds, the bad smell and the loss of fish. (d) Explain how garbage and effluent, as in the Nairobi and Athi Rivers, add to the problem.</w:t>
             </w:r>
           </w:p>
         </w:tc>
@@ -922,45 +732,7 @@
                 <w:sz w:val="18"/>
                 <w:szCs w:val="18"/>
               </w:rPr>
-              <w:t xml:space="preserve">8. A correct drawing shows nitrogen moving between air, soil, water and living things (nitrogen fixation, nitrification, uptake by plants such as maize and beans, feeding, decomposition by bacteria) and carbon moving through photosynthesis, respiration, feeding and decomposition. Labels may include a maize shamba with beans, a dairy farm near Kericho, and sewage and farm runoff flowing to a river and Lake Victoria. An added arrow shows fertiliser, manure and sewage runoff carrying extra nutrients (nitrates and phosphates) into the river. Decomposers and bacteria are shown recycling nutrients.</w:t>
-            </w:r>
-          </w:p>
-          <w:p>
-            <w:pPr>
-              <w:spacing w:after="40" w:before="0"/>
-              <w:jc w:val="left"/>
-            </w:pPr>
-            <w:r>
-              <w:rPr>
-                <w:rFonts w:ascii="Arial" w:cs="Arial" w:eastAsia="Arial" w:hAnsi="Arial"/>
-                <w:b w:val="false"/>
-                <w:bCs w:val="false"/>
-                <w:i w:val="false"/>
-                <w:iCs w:val="false"/>
-                <w:color w:val="000000"/>
-                <w:sz w:val="18"/>
-                <w:szCs w:val="18"/>
-              </w:rPr>
-              <w:t xml:space="preserve">9. Effluent, garbage and fertiliser runoff add nitrates and phosphates to the river, so algae and aquatic weeds grow thickly (algal bloom, eutrophication). The thick growth reduces light for plants below. When the algae and weeds die, bacteria decompose them and use up dissolved oxygen. Fish with gills do not get enough oxygen, so they suffocate or leave, and the population falls. The decomposition also produces foul-smelling gases, which explains the unpleasant smell. The river is still full of life, but the balance has changed in favour of algae, weeds and bacteria.</w:t>
-            </w:r>
-          </w:p>
-          <w:p>
-            <w:pPr>
-              <w:spacing w:after="40" w:before="0"/>
-              <w:jc w:val="left"/>
-            </w:pPr>
-            <w:r>
-              <w:rPr>
-                <w:rFonts w:ascii="Arial" w:cs="Arial" w:eastAsia="Arial" w:hAnsi="Arial"/>
-                <w:b w:val="false"/>
-                <w:bCs w:val="false"/>
-                <w:i w:val="false"/>
-                <w:iCs w:val="false"/>
-                <w:color w:val="000000"/>
-                <w:sz w:val="18"/>
-                <w:szCs w:val="18"/>
-              </w:rPr>
-              <w:t xml:space="preserve">10. Examples: plastic bottles and polythene (solid waste) can block drains and be washed into rivers, forming garbage rivers like those we researched in the Nairobi and Athi Rivers; oily and soapy runoff from car washes flows through drains into the river and adds harmful substances. Burning waste and burning fossil fuels (smoke and exhaust fumes from matatus and boda bodas) add greenhouse gases to the air, which contribute to global warming and climate change. Plastic and oily or soapy runoff harm the river but are not the main cause of global warming.</w:t>
+              <w:t xml:space="preserve">(a) Biotic factors: predation, competition, disease, food supply. Abiotic factors: temperature, dissolved oxygen, light, nutrients, water level. Carrying capacity is the largest population an environment can support; populations stop growing when limiting factors balance growth, and factors interact with each other. (b) Fertiliser, manure and sewage are washed by rain as runoff into streams and then into the river that flows towards Lake Victoria. Nitrogen and other nutrients move from soil and waste into water instead of being taken up and recycled on land. (c) 1. Extra nutrients (nitrates and phosphates) enter the river from farms and settlements. 2. Algae and aquatic weeds grow very fast (algal bloom, eutrophication). 3. Thick growth reduces the light reaching the water below. 4. When algae and weeds die, bacteria and other decomposers break them down and use up dissolved oxygen. 5. The decomposition produces foul-smelling gases, so the water smells. 6. With little oxygen, fish with gills suffocate or leave, so fewer fish are caught. Overfishing, predators and competition may add to the decline, but the nutrient pollution explains the algae, weeds and smell. (d) Effluent and sewage from towns add nutrients and harmful substances, while garbage such as plastic and polythene and oil and detergent from car washes add harmful substances; garbage can also block drains and the flow of water. This worsens low oxygen and kills or drives away organisms. Burning waste and fossil fuels also adds greenhouse gases that contribute to global warming and climate change.</w:t>
             </w:r>
           </w:p>
         </w:tc>
@@ -1021,7 +793,7 @@
                 <w:sz w:val="22"/>
                 <w:szCs w:val="22"/>
               </w:rPr>
-              <w:t xml:space="preserve">Part 5: Restoring the river</w:t>
+              <w:t xml:space="preserve">Section 5: Restoring Our River</w:t>
             </w:r>
           </w:p>
         </w:tc>
@@ -1055,26 +827,7 @@
                 <w:sz w:val="18"/>
                 <w:szCs w:val="18"/>
               </w:rPr>
-              <w:t xml:space="preserve">11. Compare your Lesson 1 model of the river with your final model. Describe two ideas that changed or were added.</w:t>
-            </w:r>
-          </w:p>
-          <w:p>
-            <w:pPr>
-              <w:spacing w:after="40" w:before="0"/>
-              <w:jc w:val="left"/>
-            </w:pPr>
-            <w:r>
-              <w:rPr>
-                <w:rFonts w:ascii="Arial" w:cs="Arial" w:eastAsia="Arial" w:hAnsi="Arial"/>
-                <w:b/>
-                <w:bCs/>
-                <w:i w:val="false"/>
-                <w:iCs w:val="false"/>
-                <w:color w:val="000000"/>
-                <w:sz w:val="18"/>
-                <w:szCs w:val="18"/>
-              </w:rPr>
-              <w:t xml:space="preserve">12. Write your Final Explanation: why are fish disappearing from the river that once supported many fish? Then propose at least three actions the community can take to restore the ecosystem, and say how each action links to a cause you identified.</w:t>
+              <w:t xml:space="preserve">The driving question asks what the community can do to restore the ecosystem. (a) Propose three actions the community could take, and for each explain which part of the problem it addresses. (b) Describe one way you could check, using a method from this unit, whether your actions are working. (c) Compare your first model of the river in Lesson 1 with what you now know. State two things you would add or change.</w:t>
             </w:r>
           </w:p>
         </w:tc>
@@ -1106,26 +859,7 @@
                 <w:sz w:val="18"/>
                 <w:szCs w:val="18"/>
               </w:rPr>
-              <w:t xml:space="preserve">11. In Lesson 1 the model showed the river with fish, algae and weeds and ideas such as old fish or lack of food. The final model includes: (a) nutrient inputs from farms, sewage, effluent and garbage entering the river; (b) the chain of algal bloom, death and decay by bacteria, loss of dissolved oxygen and smell; (c) limiting factors and interactions between biotic and abiotic factors; and (d) ways of measuring populations to monitor fish numbers. Any two of these, clearly described, are acceptable.</w:t>
-            </w:r>
-          </w:p>
-          <w:p>
-            <w:pPr>
-              <w:spacing w:after="40" w:before="0"/>
-              <w:jc w:val="left"/>
-            </w:pPr>
-            <w:r>
-              <w:rPr>
-                <w:rFonts w:ascii="Arial" w:cs="Arial" w:eastAsia="Arial" w:hAnsi="Arial"/>
-                <w:b w:val="false"/>
-                <w:bCs w:val="false"/>
-                <w:i w:val="false"/>
-                <w:iCs w:val="false"/>
-                <w:color w:val="000000"/>
-                <w:sz w:val="18"/>
-                <w:szCs w:val="18"/>
-              </w:rPr>
-              <w:t xml:space="preserve">12. Fish are disappearing because the river is an ecosystem in which organisms and the environment interact, and human activity has changed the conditions. Effluent, garbage and fertiliser runoff enrich the river with nitrates and phosphates, so algae and aquatic weeds (hydrophytes) boom. When they die, bacteria decompose them, use up the dissolved oxygen and release foul-smelling gases. Fish, which depend on oxygen through their gills, suffocate or leave, and other factors such as overfishing, predators and competition add to the fall. Population sampling (such as capture-recapture) can show whether fish numbers are falling over time. Community actions (any three, each linked to a cause): (1) manage waste, with proper rubbish collection and unblocked drains, which reduces garbage and polythene entering the river; (2) treat effluent and reduce fertiliser and sewage runoff, which lowers nitrates and phosphates and so stops algal bloom; (3) plant riverbank vegetation to trap runoff and keep nutrients out of the water; (4) stop oily and soapy runoff from car washes from draining into the river, which removes harmful substances that damage the river. Together these can restore oxygen levels so fish populations can recover.</w:t>
+              <w:t xml:space="preserve">(a) 1. Manage waste properly (collect solid waste, unblock drains, stop dumping plastic and polythene): this reduces garbage and pollutants reaching the river. 2. Treat effluent and control fertiliser and manure runoff from farms and settlements: this reduces nitrates and phosphates, so fewer algal blooms and less oxygen is used up by decomposers. 3. Plant vegetation on the riverbank: plants take up nutrients and reduce runoff. Reducing pollution from burning rubbish and vehicles also helps. (b) Use capture-recapture to estimate the fish population over time: estimated population = (number marked x number in second sample) / number recaptured. If estimates rise over several months, the fish are recovering. Quadrat or belt transect counts on the bank vegetation could also show how plant populations change, and we can notice whether the smell and thick algae decrease. (c) My first model showed only the river, fish and plants. I would add: the nutrient pathway from farms, sewage and garbage into the river; algae and weeds growing then dying; bacteria using up dissolved oxygen and producing smell; fish dying or leaving. I would also add human activity as a factor that links the land to the river.</w:t>
             </w:r>
           </w:p>
         </w:tc>
@@ -1352,7 +1086,7 @@
                 <w:sz w:val="18"/>
                 <w:szCs w:val="18"/>
               </w:rPr>
-              <w:t xml:space="preserve">Use of ecological concepts and terms</w:t>
+              <w:t xml:space="preserve">Use of evidence from the lessons</w:t>
             </w:r>
           </w:p>
         </w:tc>
@@ -1384,7 +1118,7 @@
                 <w:sz w:val="18"/>
                 <w:szCs w:val="18"/>
               </w:rPr>
-              <w:t xml:space="preserve">Correctly and consistently uses ecosystem, habitat, population, density, biotic and abiotic factors, carrying capacity and adaptation to explain the river.</w:t>
+              <w:t xml:space="preserve">Uses specific evidence from the river video, the school field investigations, simulations, readings and pollution research to support every claim.</w:t>
             </w:r>
           </w:p>
         </w:tc>
@@ -1416,7 +1150,7 @@
                 <w:sz w:val="18"/>
                 <w:szCs w:val="18"/>
               </w:rPr>
-              <w:t xml:space="preserve">Uses most terms correctly with minor errors or gaps.</w:t>
+              <w:t xml:space="preserve">Uses some evidence from the lessons, but some claims are general or unsupported.</w:t>
             </w:r>
           </w:p>
         </w:tc>
@@ -1448,7 +1182,7 @@
                 <w:sz w:val="18"/>
                 <w:szCs w:val="18"/>
               </w:rPr>
-              <w:t xml:space="preserve">Uses few terms, or uses them incorrectly.</w:t>
+              <w:t xml:space="preserve">Gives few or no pieces of evidence, or evidence is not linked to the river.</w:t>
             </w:r>
           </w:p>
         </w:tc>
@@ -1482,7 +1216,7 @@
                 <w:sz w:val="18"/>
                 <w:szCs w:val="18"/>
               </w:rPr>
-              <w:t xml:space="preserve">Population measurement and calculations</w:t>
+              <w:t xml:space="preserve">Scientific accuracy and ecological terms</w:t>
             </w:r>
           </w:p>
         </w:tc>
@@ -1514,7 +1248,7 @@
                 <w:sz w:val="18"/>
                 <w:szCs w:val="18"/>
               </w:rPr>
-              <w:t xml:space="preserve">Accurately explains direct counting, quadrat and transect sampling, and correctly calculates the capture-recapture estimate (80) with working, assumptions and comparison to 100.</w:t>
+              <w:t xml:space="preserve">Uses terms such as ecosystem, habitat, population, density, carrying capacity, eutrophication and dissolved oxygen correctly, with accurate adaptations and calculations.</w:t>
             </w:r>
           </w:p>
         </w:tc>
@@ -1546,7 +1280,7 @@
                 <w:sz w:val="18"/>
                 <w:szCs w:val="18"/>
               </w:rPr>
-              <w:t xml:space="preserve">Explains the methods and calculates correctly with minor omissions in working or assumptions.</w:t>
+              <w:t xml:space="preserve">Uses most terms correctly with minor errors in adaptations or calculations.</w:t>
             </w:r>
           </w:p>
         </w:tc>
@@ -1578,7 +1312,7 @@
                 <w:sz w:val="18"/>
                 <w:szCs w:val="18"/>
               </w:rPr>
-              <w:t xml:space="preserve">Calculation is incorrect or methods are confused or not explained.</w:t>
+              <w:t xml:space="preserve">Uses few terms or makes major errors, such as confusing algae with hydrophytes or population with community.</w:t>
             </w:r>
           </w:p>
         </w:tc>
@@ -1644,7 +1378,7 @@
                 <w:sz w:val="18"/>
                 <w:szCs w:val="18"/>
               </w:rPr>
-              <w:t xml:space="preserve">Gives a complete chain: nutrient and pollution input, algal and weed growth, decay by bacteria, oxygen loss, fish death or movement, smell, plus interacting limiting factors, using evidence from the lessons.</w:t>
+              <w:t xml:space="preserve">Gives a complete ordered chain from nutrient runoff to algal bloom, decomposition, low oxygen, smell and fish loss, and mentions other limiting factors.</w:t>
             </w:r>
           </w:p>
         </w:tc>
@@ -1676,7 +1410,7 @@
                 <w:sz w:val="18"/>
                 <w:szCs w:val="18"/>
               </w:rPr>
-              <w:t xml:space="preserve">Gives most steps of the chain with some evidence.</w:t>
+              <w:t xml:space="preserve">Gives a mostly correct chain but misses a step or does not link the smell or oxygen.</w:t>
             </w:r>
           </w:p>
         </w:tc>
@@ -1708,7 +1442,7 @@
                 <w:sz w:val="18"/>
                 <w:szCs w:val="18"/>
               </w:rPr>
-              <w:t xml:space="preserve">Gives only isolated ideas or does not link steps.</w:t>
+              <w:t xml:space="preserve">Lists causes without explaining how they connect, or relies on the original ideas (old fish, no food).</w:t>
             </w:r>
           </w:p>
         </w:tc>
@@ -1742,7 +1476,7 @@
                 <w:sz w:val="18"/>
                 <w:szCs w:val="18"/>
               </w:rPr>
-              <w:t xml:space="preserve">Models and use of evidence</w:t>
+              <w:t xml:space="preserve">Sampling methods and data</w:t>
             </w:r>
           </w:p>
         </w:tc>
@@ -1774,7 +1508,7 @@
                 <w:sz w:val="18"/>
                 <w:szCs w:val="18"/>
               </w:rPr>
-              <w:t xml:space="preserve">Nutrient cycle diagram is accurate and labelled with a clear pollution pathway; refers specifically to class investigations, the video and the pollution findings.</w:t>
+              <w:t xml:space="preserve">Explains direct counting, quadrats, belt transects and capture-recapture correctly, calculates the estimate accurately and states assumptions.</w:t>
             </w:r>
           </w:p>
         </w:tc>
@@ -1806,7 +1540,7 @@
                 <w:sz w:val="18"/>
                 <w:szCs w:val="18"/>
               </w:rPr>
-              <w:t xml:space="preserve">Diagram or evidence is mostly accurate and specific.</w:t>
+              <w:t xml:space="preserve">Describes methods and calculates correctly, but explanations of when to use them or the assumptions are incomplete.</w:t>
             </w:r>
           </w:p>
         </w:tc>
@@ -1838,7 +1572,7 @@
                 <w:sz w:val="18"/>
                 <w:szCs w:val="18"/>
               </w:rPr>
-              <w:t xml:space="preserve">Diagram or evidence is missing, vague or inaccurate.</w:t>
+              <w:t xml:space="preserve">Confuses methods or cannot calculate the estimate.</w:t>
             </w:r>
           </w:p>
         </w:tc>
@@ -1872,7 +1606,7 @@
                 <w:sz w:val="18"/>
                 <w:szCs w:val="18"/>
               </w:rPr>
-              <w:t xml:space="preserve">Community solutions</w:t>
+              <w:t xml:space="preserve">Community solutions and model revision</w:t>
             </w:r>
           </w:p>
         </w:tc>
@@ -1904,7 +1638,7 @@
                 <w:sz w:val="18"/>
                 <w:szCs w:val="18"/>
               </w:rPr>
-              <w:t xml:space="preserve">Proposes at least three realistic Kenyan community actions, each linked to a specific cause.</w:t>
+              <w:t xml:space="preserve">Proposes realistic actions that each target a cause, suggests a way to monitor results, and clearly shows how the model has improved.</w:t>
             </w:r>
           </w:p>
         </w:tc>
@@ -1936,7 +1670,7 @@
                 <w:sz w:val="18"/>
                 <w:szCs w:val="18"/>
               </w:rPr>
-              <w:t xml:space="preserve">Proposes two or three actions, with some links to causes.</w:t>
+              <w:t xml:space="preserve">Proposes reasonable actions and some model changes, but links to causes or monitoring are weak.</w:t>
             </w:r>
           </w:p>
         </w:tc>
@@ -1968,7 +1702,7 @@
                 <w:sz w:val="18"/>
                 <w:szCs w:val="18"/>
               </w:rPr>
-              <w:t xml:space="preserve">Proposes one or no actions, or they are not linked to causes.</w:t>
+              <w:t xml:space="preserve">Gives vague or unrelated actions and little model revision.</w:t>
             </w:r>
           </w:p>
         </w:tc>
@@ -2092,7 +1826,7 @@
         </w:rPr>
         <w:t xml:space="preserve">© 2026 SeaVuria and ARES. This work is licensed under a </w:t>
       </w:r>
-      <w:hyperlink w:history="1" r:id="rIdaq76rjlr6o3vz62wvut7r">
+      <w:hyperlink w:history="1" r:id="rIda_xsj06qnjakq1piad3nu">
         <w:r>
           <w:rPr>
             <w:rFonts w:ascii="Arial" w:cs="Arial" w:eastAsia="Arial" w:hAnsi="Arial"/>
@@ -2112,7 +1846,7 @@
         </w:rPr>
         <w:t xml:space="preserve"> (</w:t>
       </w:r>
-      <w:hyperlink w:history="1" r:id="rIdxjxzrkdesspiu-l3cbcby">
+      <w:hyperlink w:history="1" r:id="rIdspwovkccueugqmvtxe49o">
         <w:r>
           <w:rPr>
             <w:rFonts w:ascii="Arial" w:cs="Arial" w:eastAsia="Arial" w:hAnsi="Arial"/>
@@ -2132,7 +1866,7 @@
         </w:rPr>
         <w:t xml:space="preserve">). To view a copy of this license, visit </w:t>
       </w:r>
-      <w:hyperlink w:history="1" r:id="rIdloscyj5s6xarauljz-ad3">
+      <w:hyperlink w:history="1" r:id="rIdhluezwsx3ko3b4xyfc8bl">
         <w:r>
           <w:rPr>
             <w:rFonts w:ascii="Arial" w:cs="Arial" w:eastAsia="Arial" w:hAnsi="Arial"/>

--- a/data/outputs/v2/Grade11/Biology/Lesson_Plans/SS1.2_Ecology/Biology_Ecology_FinalExplanation_TeacherKey.docx
+++ b/data/outputs/v2/Grade11/Biology/Lesson_Plans/SS1.2_Ecology/Biology_Ecology_FinalExplanation_TeacherKey.docx
@@ -4,6 +4,7 @@
   <w:body>
     <w:p>
       <w:pPr>
+        <w:keepNext w:val="false"/>
         <w:spacing w:after="30" w:before="0"/>
         <w:jc w:val="center"/>
       </w:pPr>
@@ -23,6 +24,7 @@
     </w:p>
     <w:p>
       <w:pPr>
+        <w:keepNext w:val="false"/>
         <w:spacing w:after="60" w:before="0"/>
         <w:jc w:val="center"/>
       </w:pPr>
@@ -81,6 +83,7 @@
           </w:tcPr>
           <w:p>
             <w:pPr>
+              <w:keepNext w:val="false"/>
               <w:spacing w:after="40" w:before="0"/>
               <w:jc w:val="center"/>
             </w:pPr>
@@ -116,6 +119,7 @@
           </w:tcPr>
           <w:p>
             <w:pPr>
+              <w:keepNext w:val="false"/>
               <w:spacing w:after="40" w:before="0"/>
               <w:jc w:val="center"/>
             </w:pPr>
@@ -176,6 +180,7 @@
           </w:tcPr>
           <w:p>
             <w:pPr>
+              <w:keepNext w:val="false"/>
               <w:spacing w:after="40" w:before="0"/>
               <w:jc w:val="center"/>
             </w:pPr>
@@ -210,6 +215,7 @@
           </w:tcPr>
           <w:p>
             <w:pPr>
+              <w:keepNext w:val="false"/>
               <w:spacing w:after="40" w:before="0"/>
               <w:jc w:val="left"/>
             </w:pPr>
@@ -271,6 +277,7 @@
           </w:tcPr>
           <w:p>
             <w:pPr>
+              <w:keepNext/>
               <w:spacing w:after="40" w:before="0"/>
               <w:jc w:val="center"/>
             </w:pPr>
@@ -305,6 +312,7 @@
           </w:tcPr>
           <w:p>
             <w:pPr>
+              <w:keepNext w:val="false"/>
               <w:spacing w:after="40" w:before="0"/>
               <w:jc w:val="left"/>
             </w:pPr>
@@ -337,6 +345,7 @@
           </w:tcPr>
           <w:p>
             <w:pPr>
+              <w:keepNext w:val="false"/>
               <w:spacing w:after="40" w:before="0"/>
               <w:jc w:val="left"/>
             </w:pPr>
@@ -398,6 +407,7 @@
           </w:tcPr>
           <w:p>
             <w:pPr>
+              <w:keepNext/>
               <w:spacing w:after="40" w:before="0"/>
               <w:jc w:val="center"/>
             </w:pPr>
@@ -432,6 +442,7 @@
           </w:tcPr>
           <w:p>
             <w:pPr>
+              <w:keepNext w:val="false"/>
               <w:spacing w:after="40" w:before="0"/>
               <w:jc w:val="left"/>
             </w:pPr>
@@ -464,6 +475,7 @@
           </w:tcPr>
           <w:p>
             <w:pPr>
+              <w:keepNext w:val="false"/>
               <w:spacing w:after="40" w:before="0"/>
               <w:jc w:val="left"/>
             </w:pPr>
@@ -525,6 +537,7 @@
           </w:tcPr>
           <w:p>
             <w:pPr>
+              <w:keepNext/>
               <w:spacing w:after="40" w:before="0"/>
               <w:jc w:val="center"/>
             </w:pPr>
@@ -559,6 +572,7 @@
           </w:tcPr>
           <w:p>
             <w:pPr>
+              <w:keepNext w:val="false"/>
               <w:spacing w:after="40" w:before="0"/>
               <w:jc w:val="left"/>
             </w:pPr>
@@ -591,6 +605,7 @@
           </w:tcPr>
           <w:p>
             <w:pPr>
+              <w:keepNext w:val="false"/>
               <w:spacing w:after="40" w:before="0"/>
               <w:jc w:val="left"/>
             </w:pPr>
@@ -652,6 +667,7 @@
           </w:tcPr>
           <w:p>
             <w:pPr>
+              <w:keepNext/>
               <w:spacing w:after="40" w:before="0"/>
               <w:jc w:val="center"/>
             </w:pPr>
@@ -686,6 +702,7 @@
           </w:tcPr>
           <w:p>
             <w:pPr>
+              <w:keepNext w:val="false"/>
               <w:spacing w:after="40" w:before="0"/>
               <w:jc w:val="left"/>
             </w:pPr>
@@ -718,6 +735,7 @@
           </w:tcPr>
           <w:p>
             <w:pPr>
+              <w:keepNext w:val="false"/>
               <w:spacing w:after="40" w:before="0"/>
               <w:jc w:val="left"/>
             </w:pPr>
@@ -779,6 +797,7 @@
           </w:tcPr>
           <w:p>
             <w:pPr>
+              <w:keepNext/>
               <w:spacing w:after="40" w:before="0"/>
               <w:jc w:val="center"/>
             </w:pPr>
@@ -813,6 +832,7 @@
           </w:tcPr>
           <w:p>
             <w:pPr>
+              <w:keepNext w:val="false"/>
               <w:spacing w:after="40" w:before="0"/>
               <w:jc w:val="left"/>
             </w:pPr>
@@ -845,6 +865,7 @@
           </w:tcPr>
           <w:p>
             <w:pPr>
+              <w:keepNext w:val="false"/>
               <w:spacing w:after="40" w:before="0"/>
               <w:jc w:val="left"/>
             </w:pPr>
@@ -908,6 +929,7 @@
           </w:tcPr>
           <w:p>
             <w:pPr>
+              <w:keepNext w:val="false"/>
               <w:spacing w:after="40" w:before="0"/>
               <w:jc w:val="center"/>
             </w:pPr>
@@ -942,6 +964,7 @@
           </w:tcPr>
           <w:p>
             <w:pPr>
+              <w:keepNext w:val="false"/>
               <w:spacing w:after="40" w:before="0"/>
               <w:jc w:val="left"/>
             </w:pPr>
@@ -974,6 +997,7 @@
           </w:tcPr>
           <w:p>
             <w:pPr>
+              <w:keepNext w:val="false"/>
               <w:spacing w:after="40" w:before="0"/>
               <w:jc w:val="left"/>
             </w:pPr>
@@ -1006,6 +1030,7 @@
           </w:tcPr>
           <w:p>
             <w:pPr>
+              <w:keepNext w:val="false"/>
               <w:spacing w:after="40" w:before="0"/>
               <w:jc w:val="left"/>
             </w:pPr>
@@ -1038,6 +1063,7 @@
           </w:tcPr>
           <w:p>
             <w:pPr>
+              <w:keepNext w:val="false"/>
               <w:spacing w:after="40" w:before="0"/>
               <w:jc w:val="left"/>
             </w:pPr>
@@ -1072,6 +1098,7 @@
           </w:tcPr>
           <w:p>
             <w:pPr>
+              <w:keepNext w:val="false"/>
               <w:spacing w:after="40" w:before="0"/>
               <w:jc w:val="left"/>
             </w:pPr>
@@ -1104,6 +1131,7 @@
           </w:tcPr>
           <w:p>
             <w:pPr>
+              <w:keepNext w:val="false"/>
               <w:spacing w:after="40" w:before="0"/>
               <w:jc w:val="left"/>
             </w:pPr>
@@ -1136,6 +1164,7 @@
           </w:tcPr>
           <w:p>
             <w:pPr>
+              <w:keepNext w:val="false"/>
               <w:spacing w:after="40" w:before="0"/>
               <w:jc w:val="left"/>
             </w:pPr>
@@ -1168,6 +1197,7 @@
           </w:tcPr>
           <w:p>
             <w:pPr>
+              <w:keepNext w:val="false"/>
               <w:spacing w:after="40" w:before="0"/>
               <w:jc w:val="left"/>
             </w:pPr>
@@ -1202,6 +1232,7 @@
           </w:tcPr>
           <w:p>
             <w:pPr>
+              <w:keepNext w:val="false"/>
               <w:spacing w:after="40" w:before="0"/>
               <w:jc w:val="left"/>
             </w:pPr>
@@ -1234,6 +1265,7 @@
           </w:tcPr>
           <w:p>
             <w:pPr>
+              <w:keepNext w:val="false"/>
               <w:spacing w:after="40" w:before="0"/>
               <w:jc w:val="left"/>
             </w:pPr>
@@ -1266,6 +1298,7 @@
           </w:tcPr>
           <w:p>
             <w:pPr>
+              <w:keepNext w:val="false"/>
               <w:spacing w:after="40" w:before="0"/>
               <w:jc w:val="left"/>
             </w:pPr>
@@ -1298,6 +1331,7 @@
           </w:tcPr>
           <w:p>
             <w:pPr>
+              <w:keepNext w:val="false"/>
               <w:spacing w:after="40" w:before="0"/>
               <w:jc w:val="left"/>
             </w:pPr>
@@ -1332,6 +1366,7 @@
           </w:tcPr>
           <w:p>
             <w:pPr>
+              <w:keepNext w:val="false"/>
               <w:spacing w:after="40" w:before="0"/>
               <w:jc w:val="left"/>
             </w:pPr>
@@ -1364,6 +1399,7 @@
           </w:tcPr>
           <w:p>
             <w:pPr>
+              <w:keepNext w:val="false"/>
               <w:spacing w:after="40" w:before="0"/>
               <w:jc w:val="left"/>
             </w:pPr>
@@ -1396,6 +1432,7 @@
           </w:tcPr>
           <w:p>
             <w:pPr>
+              <w:keepNext w:val="false"/>
               <w:spacing w:after="40" w:before="0"/>
               <w:jc w:val="left"/>
             </w:pPr>
@@ -1428,6 +1465,7 @@
           </w:tcPr>
           <w:p>
             <w:pPr>
+              <w:keepNext w:val="false"/>
               <w:spacing w:after="40" w:before="0"/>
               <w:jc w:val="left"/>
             </w:pPr>
@@ -1462,6 +1500,7 @@
           </w:tcPr>
           <w:p>
             <w:pPr>
+              <w:keepNext w:val="false"/>
               <w:spacing w:after="40" w:before="0"/>
               <w:jc w:val="left"/>
             </w:pPr>
@@ -1494,6 +1533,7 @@
           </w:tcPr>
           <w:p>
             <w:pPr>
+              <w:keepNext w:val="false"/>
               <w:spacing w:after="40" w:before="0"/>
               <w:jc w:val="left"/>
             </w:pPr>
@@ -1526,6 +1566,7 @@
           </w:tcPr>
           <w:p>
             <w:pPr>
+              <w:keepNext w:val="false"/>
               <w:spacing w:after="40" w:before="0"/>
               <w:jc w:val="left"/>
             </w:pPr>
@@ -1558,6 +1599,7 @@
           </w:tcPr>
           <w:p>
             <w:pPr>
+              <w:keepNext w:val="false"/>
               <w:spacing w:after="40" w:before="0"/>
               <w:jc w:val="left"/>
             </w:pPr>
@@ -1592,6 +1634,7 @@
           </w:tcPr>
           <w:p>
             <w:pPr>
+              <w:keepNext w:val="false"/>
               <w:spacing w:after="40" w:before="0"/>
               <w:jc w:val="left"/>
             </w:pPr>
@@ -1624,6 +1667,7 @@
           </w:tcPr>
           <w:p>
             <w:pPr>
+              <w:keepNext w:val="false"/>
               <w:spacing w:after="40" w:before="0"/>
               <w:jc w:val="left"/>
             </w:pPr>
@@ -1656,6 +1700,7 @@
           </w:tcPr>
           <w:p>
             <w:pPr>
+              <w:keepNext w:val="false"/>
               <w:spacing w:after="40" w:before="0"/>
               <w:jc w:val="left"/>
             </w:pPr>
@@ -1688,6 +1733,7 @@
           </w:tcPr>
           <w:p>
             <w:pPr>
+              <w:keepNext w:val="false"/>
               <w:spacing w:after="40" w:before="0"/>
               <w:jc w:val="left"/>
             </w:pPr>
@@ -1826,7 +1872,7 @@
         </w:rPr>
         <w:t xml:space="preserve">© 2026 SeaVuria and ARES. This work is licensed under a </w:t>
       </w:r>
-      <w:hyperlink w:history="1" r:id="rIda_xsj06qnjakq1piad3nu">
+      <w:hyperlink w:history="1" r:id="rIdhzaeac6ge894zdqwosplg">
         <w:r>
           <w:rPr>
             <w:rFonts w:ascii="Arial" w:cs="Arial" w:eastAsia="Arial" w:hAnsi="Arial"/>
@@ -1846,7 +1892,7 @@
         </w:rPr>
         <w:t xml:space="preserve"> (</w:t>
       </w:r>
-      <w:hyperlink w:history="1" r:id="rIdspwovkccueugqmvtxe49o">
+      <w:hyperlink w:history="1" r:id="rIdzxtu9dlxz6x6izzivjo8p">
         <w:r>
           <w:rPr>
             <w:rFonts w:ascii="Arial" w:cs="Arial" w:eastAsia="Arial" w:hAnsi="Arial"/>
@@ -1866,7 +1912,7 @@
         </w:rPr>
         <w:t xml:space="preserve">). To view a copy of this license, visit </w:t>
       </w:r>
-      <w:hyperlink w:history="1" r:id="rIdhluezwsx3ko3b4xyfc8bl">
+      <w:hyperlink w:history="1" r:id="rIdbs0egcup2ay_o5oc-tdmj">
         <w:r>
           <w:rPr>
             <w:rFonts w:ascii="Arial" w:cs="Arial" w:eastAsia="Arial" w:hAnsi="Arial"/>

--- a/data/outputs/v2/Grade11/Biology/Lesson_Plans/SS1.2_Ecology/Biology_Ecology_FinalExplanation_TeacherKey.docx
+++ b/data/outputs/v2/Grade11/Biology/Lesson_Plans/SS1.2_Ecology/Biology_Ecology_FinalExplanation_TeacherKey.docx
@@ -1872,7 +1872,7 @@
         </w:rPr>
         <w:t xml:space="preserve">© 2026 SeaVuria and ARES. This work is licensed under a </w:t>
       </w:r>
-      <w:hyperlink w:history="1" r:id="rIdhzaeac6ge894zdqwosplg">
+      <w:hyperlink w:history="1" r:id="rIdyniagsfkb7rsov03uns4r">
         <w:r>
           <w:rPr>
             <w:rFonts w:ascii="Arial" w:cs="Arial" w:eastAsia="Arial" w:hAnsi="Arial"/>
@@ -1892,7 +1892,7 @@
         </w:rPr>
         <w:t xml:space="preserve"> (</w:t>
       </w:r>
-      <w:hyperlink w:history="1" r:id="rIdzxtu9dlxz6x6izzivjo8p">
+      <w:hyperlink w:history="1" r:id="rIdklytvndy_82bsulyj73ne">
         <w:r>
           <w:rPr>
             <w:rFonts w:ascii="Arial" w:cs="Arial" w:eastAsia="Arial" w:hAnsi="Arial"/>
@@ -1912,7 +1912,7 @@
         </w:rPr>
         <w:t xml:space="preserve">). To view a copy of this license, visit </w:t>
       </w:r>
-      <w:hyperlink w:history="1" r:id="rIdbs0egcup2ay_o5oc-tdmj">
+      <w:hyperlink w:history="1" r:id="rIdptezbr_p7nlcvsqecmgrh">
         <w:r>
           <w:rPr>
             <w:rFonts w:ascii="Arial" w:cs="Arial" w:eastAsia="Arial" w:hAnsi="Arial"/>
